--- a/backend/contract_templates/texnik_topshiriq.docx
+++ b/backend/contract_templates/texnik_topshiriq.docx
@@ -233,29 +233,7 @@
           <w:sz w:val="18"/>
           <w:szCs w:val="18"/>
         </w:rPr>
-        <w:t>{{</w:t>
-      </w:r>
-      <w:proofErr w:type="spellStart"/>
-      <w:r>
-        <w:rPr>
-          <w:rFonts w:ascii="Consolas" w:hAnsi="Consolas"/>
-          <w:b/>
-          <w:bCs/>
-          <w:sz w:val="18"/>
-          <w:szCs w:val="18"/>
-        </w:rPr>
-        <w:t>deputy_minister</w:t>
-      </w:r>
-      <w:proofErr w:type="spellEnd"/>
-      <w:r>
-        <w:rPr>
-          <w:rFonts w:ascii="Consolas" w:hAnsi="Consolas"/>
-          <w:b/>
-          <w:bCs/>
-          <w:sz w:val="18"/>
-          <w:szCs w:val="18"/>
-        </w:rPr>
-        <w:t>}}</w:t>
+        <w:t>{{deputy_minister}}</w:t>
       </w:r>
     </w:p>
     <w:p>
@@ -1411,8 +1389,7 @@
                 <w:iCs/>
                 <w:sz w:val="24"/>
                 <w:szCs w:val="24"/>
-                <w:highlight w:val="yellow"/>
-                <w:lang w:val="uz-Cyrl-UZ"/>
+                <w:lang w:val="uz-Latn-UZ"/>
               </w:rPr>
             </w:pPr>
             <w:r>
@@ -1421,906 +1398,9 @@
                 <w:iCs/>
                 <w:sz w:val="24"/>
                 <w:szCs w:val="24"/>
-                <w:highlight w:val="yellow"/>
-                <w:lang w:val="uz-Cyrl-UZ"/>
-              </w:rPr>
-              <w:t>1. </w:t>
-            </w:r>
-            <w:r>
-              <w:rPr>
-                <w:rFonts w:ascii="Times New Roman" w:hAnsi="Times New Roman" w:cs="Times New Roman"/>
-                <w:iCs/>
-                <w:sz w:val="24"/>
-                <w:szCs w:val="24"/>
-                <w:highlight w:val="yellow"/>
-                <w:lang w:val="uz-Cyrl-UZ"/>
-              </w:rPr>
-              <w:t>O‘zbekiston</w:t>
-            </w:r>
-            <w:r>
-              <w:rPr>
-                <w:rFonts w:ascii="Times New Roman" w:hAnsi="Times New Roman" w:cs="Times New Roman"/>
-                <w:iCs/>
-                <w:sz w:val="24"/>
-                <w:szCs w:val="24"/>
-                <w:highlight w:val="yellow"/>
-                <w:lang w:val="uz-Cyrl-UZ"/>
-              </w:rPr>
-              <w:t xml:space="preserve"> </w:t>
-            </w:r>
-            <w:r>
-              <w:rPr>
-                <w:rFonts w:ascii="Times New Roman" w:hAnsi="Times New Roman" w:cs="Times New Roman"/>
-                <w:iCs/>
-                <w:sz w:val="24"/>
-                <w:szCs w:val="24"/>
-                <w:highlight w:val="yellow"/>
-                <w:lang w:val="uz-Cyrl-UZ"/>
-              </w:rPr>
-              <w:t>Respublikasi</w:t>
-            </w:r>
-            <w:r>
-              <w:rPr>
-                <w:rFonts w:ascii="Times New Roman" w:hAnsi="Times New Roman" w:cs="Times New Roman"/>
-                <w:iCs/>
-                <w:sz w:val="24"/>
-                <w:szCs w:val="24"/>
-                <w:highlight w:val="yellow"/>
-                <w:lang w:val="uz-Cyrl-UZ"/>
-              </w:rPr>
-              <w:t xml:space="preserve"> “</w:t>
-            </w:r>
-            <w:r>
-              <w:rPr>
-                <w:rFonts w:ascii="Times New Roman" w:hAnsi="Times New Roman" w:cs="Times New Roman"/>
-                <w:iCs/>
-                <w:sz w:val="24"/>
-                <w:szCs w:val="24"/>
-                <w:highlight w:val="yellow"/>
-                <w:lang w:val="uz-Cyrl-UZ"/>
-              </w:rPr>
-              <w:t>Shaharsozlik</w:t>
-            </w:r>
-            <w:r>
-              <w:rPr>
-                <w:rFonts w:ascii="Times New Roman" w:hAnsi="Times New Roman" w:cs="Times New Roman"/>
-                <w:iCs/>
-                <w:sz w:val="24"/>
-                <w:szCs w:val="24"/>
-                <w:highlight w:val="yellow"/>
-                <w:lang w:val="uz-Cyrl-UZ"/>
-              </w:rPr>
-              <w:t xml:space="preserve"> </w:t>
-            </w:r>
-            <w:r>
-              <w:rPr>
-                <w:rFonts w:ascii="Times New Roman" w:hAnsi="Times New Roman" w:cs="Times New Roman"/>
-                <w:iCs/>
-                <w:sz w:val="24"/>
-                <w:szCs w:val="24"/>
-                <w:highlight w:val="yellow"/>
-                <w:lang w:val="uz-Cyrl-UZ"/>
-              </w:rPr>
-              <w:t>kodeksi</w:t>
-            </w:r>
-            <w:r>
-              <w:rPr>
-                <w:rFonts w:ascii="Times New Roman" w:hAnsi="Times New Roman" w:cs="Times New Roman"/>
-                <w:iCs/>
-                <w:sz w:val="24"/>
-                <w:szCs w:val="24"/>
-                <w:highlight w:val="yellow"/>
-                <w:lang w:val="uz-Cyrl-UZ"/>
-              </w:rPr>
-              <w:t>”</w:t>
-            </w:r>
-            <w:r>
-              <w:rPr>
-                <w:rFonts w:ascii="Times New Roman" w:hAnsi="Times New Roman" w:cs="Times New Roman"/>
-                <w:iCs/>
-                <w:sz w:val="24"/>
-                <w:szCs w:val="24"/>
-                <w:highlight w:val="yellow"/>
-                <w:lang w:val="uz-Cyrl-UZ"/>
-              </w:rPr>
-              <w:t xml:space="preserve"> (22.02.2021-</w:t>
-            </w:r>
-            <w:r>
-              <w:rPr>
-                <w:rFonts w:ascii="Times New Roman" w:hAnsi="Times New Roman" w:cs="Times New Roman"/>
-                <w:iCs/>
-                <w:sz w:val="24"/>
-                <w:szCs w:val="24"/>
-                <w:highlight w:val="yellow"/>
-                <w:lang w:val="uz-Cyrl-UZ"/>
-              </w:rPr>
-              <w:t>yil</w:t>
-            </w:r>
-            <w:r>
-              <w:rPr>
-                <w:rFonts w:ascii="Times New Roman" w:hAnsi="Times New Roman" w:cs="Times New Roman"/>
-                <w:iCs/>
-                <w:sz w:val="24"/>
-                <w:szCs w:val="24"/>
-                <w:highlight w:val="yellow"/>
-                <w:lang w:val="uz-Cyrl-UZ"/>
-              </w:rPr>
-              <w:t xml:space="preserve"> </w:t>
-            </w:r>
-            <w:r>
-              <w:rPr>
-                <w:rFonts w:ascii="Times New Roman" w:hAnsi="Times New Roman" w:cs="Times New Roman"/>
-                <w:iCs/>
-                <w:sz w:val="24"/>
-                <w:szCs w:val="24"/>
-                <w:highlight w:val="yellow"/>
-                <w:lang w:val="uz-Cyrl-UZ"/>
-              </w:rPr>
-              <w:t>O‘RQ</w:t>
-            </w:r>
-            <w:r>
-              <w:rPr>
-                <w:rFonts w:ascii="Times New Roman" w:hAnsi="Times New Roman" w:cs="Times New Roman"/>
-                <w:iCs/>
-                <w:sz w:val="24"/>
-                <w:szCs w:val="24"/>
-                <w:highlight w:val="yellow"/>
-                <w:lang w:val="uz-Cyrl-UZ"/>
-              </w:rPr>
-              <w:t>-676-</w:t>
-            </w:r>
-            <w:r>
-              <w:rPr>
-                <w:rFonts w:ascii="Times New Roman" w:hAnsi="Times New Roman" w:cs="Times New Roman"/>
-                <w:iCs/>
-                <w:sz w:val="24"/>
-                <w:szCs w:val="24"/>
-                <w:highlight w:val="yellow"/>
-                <w:lang w:val="uz-Cyrl-UZ"/>
-              </w:rPr>
-              <w:t>son</w:t>
-            </w:r>
-            <w:r>
-              <w:rPr>
-                <w:rFonts w:ascii="Times New Roman" w:hAnsi="Times New Roman" w:cs="Times New Roman"/>
-                <w:iCs/>
-                <w:sz w:val="24"/>
-                <w:szCs w:val="24"/>
-                <w:highlight w:val="yellow"/>
-                <w:lang w:val="uz-Cyrl-UZ"/>
-              </w:rPr>
-              <w:t>)</w:t>
-            </w:r>
-            <w:r>
-              <w:rPr>
-                <w:rFonts w:ascii="Times New Roman" w:hAnsi="Times New Roman" w:cs="Times New Roman"/>
-                <w:iCs/>
-                <w:sz w:val="24"/>
-                <w:szCs w:val="24"/>
-                <w:highlight w:val="yellow"/>
-                <w:lang w:val="uz-Cyrl-UZ"/>
-              </w:rPr>
-              <w:t>;</w:t>
-            </w:r>
-          </w:p>
-          <w:p>
-            <w:pPr>
-              <w:pStyle w:val="a5"/>
-              <w:spacing w:line="276" w:lineRule="auto"/>
-              <w:ind w:firstLine="451"/>
-              <w:jc w:val="both"/>
-              <w:rPr>
-                <w:rFonts w:ascii="Times New Roman" w:hAnsi="Times New Roman" w:cs="Times New Roman"/>
-                <w:sz w:val="24"/>
-                <w:szCs w:val="24"/>
-                <w:highlight w:val="yellow"/>
-                <w:lang w:val="uz-Cyrl-UZ"/>
-              </w:rPr>
-            </w:pPr>
-            <w:r>
-              <w:rPr>
-                <w:rFonts w:ascii="Times New Roman" w:hAnsi="Times New Roman" w:cs="Times New Roman"/>
-                <w:sz w:val="24"/>
-                <w:szCs w:val="24"/>
-                <w:highlight w:val="yellow"/>
-                <w:lang w:val="uz-Cyrl-UZ"/>
-              </w:rPr>
-              <w:t>2. </w:t>
-            </w:r>
-            <w:r>
-              <w:rPr>
-                <w:rFonts w:ascii="Times New Roman" w:hAnsi="Times New Roman" w:cs="Times New Roman"/>
-                <w:sz w:val="24"/>
-                <w:szCs w:val="24"/>
-                <w:highlight w:val="yellow"/>
-                <w:lang w:val="uz-Cyrl-UZ"/>
-              </w:rPr>
-              <w:t>Normativ</w:t>
-            </w:r>
-            <w:r>
-              <w:rPr>
-                <w:rFonts w:ascii="Times New Roman" w:hAnsi="Times New Roman" w:cs="Times New Roman"/>
-                <w:sz w:val="24"/>
-                <w:szCs w:val="24"/>
-                <w:highlight w:val="yellow"/>
-                <w:lang w:val="uz-Cyrl-UZ"/>
-              </w:rPr>
-              <w:t xml:space="preserve"> </w:t>
-            </w:r>
-            <w:r>
-              <w:rPr>
-                <w:rFonts w:ascii="Times New Roman" w:hAnsi="Times New Roman" w:cs="Times New Roman"/>
-                <w:sz w:val="24"/>
-                <w:szCs w:val="24"/>
-                <w:highlight w:val="yellow"/>
-                <w:lang w:val="uz-Cyrl-UZ"/>
-              </w:rPr>
-              <w:t>hujjatlarni</w:t>
-            </w:r>
-            <w:r>
-              <w:rPr>
-                <w:rFonts w:ascii="Times New Roman" w:hAnsi="Times New Roman" w:cs="Times New Roman"/>
-                <w:sz w:val="24"/>
-                <w:szCs w:val="24"/>
-                <w:highlight w:val="yellow"/>
-                <w:lang w:val="uz-Cyrl-UZ"/>
-              </w:rPr>
-              <w:t xml:space="preserve"> </w:t>
-            </w:r>
-            <w:r>
-              <w:rPr>
-                <w:rFonts w:ascii="Times New Roman" w:hAnsi="Times New Roman" w:cs="Times New Roman"/>
-                <w:sz w:val="24"/>
-                <w:szCs w:val="24"/>
-                <w:highlight w:val="yellow"/>
-                <w:lang w:val="uz-Cyrl-UZ"/>
-              </w:rPr>
-              <w:t>ishlab</w:t>
-            </w:r>
-            <w:r>
-              <w:rPr>
-                <w:rFonts w:ascii="Times New Roman" w:hAnsi="Times New Roman" w:cs="Times New Roman"/>
-                <w:sz w:val="24"/>
-                <w:szCs w:val="24"/>
-                <w:highlight w:val="yellow"/>
-                <w:lang w:val="uz-Cyrl-UZ"/>
-              </w:rPr>
-              <w:t xml:space="preserve"> </w:t>
-            </w:r>
-            <w:r>
-              <w:rPr>
-                <w:rFonts w:ascii="Times New Roman" w:hAnsi="Times New Roman" w:cs="Times New Roman"/>
-                <w:sz w:val="24"/>
-                <w:szCs w:val="24"/>
-                <w:highlight w:val="yellow"/>
-                <w:lang w:val="uz-Cyrl-UZ"/>
-              </w:rPr>
-              <w:t>chiqish</w:t>
-            </w:r>
-            <w:r>
-              <w:rPr>
-                <w:rFonts w:ascii="Times New Roman" w:hAnsi="Times New Roman" w:cs="Times New Roman"/>
-                <w:sz w:val="24"/>
-                <w:szCs w:val="24"/>
-                <w:highlight w:val="yellow"/>
-                <w:lang w:val="uz-Cyrl-UZ"/>
-              </w:rPr>
-              <w:t xml:space="preserve"> </w:t>
-            </w:r>
-            <w:r>
-              <w:rPr>
-                <w:rFonts w:ascii="Times New Roman" w:hAnsi="Times New Roman" w:cs="Times New Roman"/>
-                <w:sz w:val="24"/>
-                <w:szCs w:val="24"/>
-                <w:highlight w:val="yellow"/>
-                <w:lang w:val="uz-Cyrl-UZ"/>
-              </w:rPr>
-              <w:t>va</w:t>
-            </w:r>
-            <w:r>
-              <w:rPr>
-                <w:rFonts w:ascii="Times New Roman" w:hAnsi="Times New Roman" w:cs="Times New Roman"/>
-                <w:sz w:val="24"/>
-                <w:szCs w:val="24"/>
-                <w:highlight w:val="yellow"/>
-                <w:lang w:val="uz-Cyrl-UZ"/>
-              </w:rPr>
-              <w:t xml:space="preserve"> </w:t>
-            </w:r>
-            <w:r>
-              <w:rPr>
-                <w:rFonts w:ascii="Times New Roman" w:hAnsi="Times New Roman" w:cs="Times New Roman"/>
-                <w:sz w:val="24"/>
-                <w:szCs w:val="24"/>
-                <w:highlight w:val="yellow"/>
-                <w:lang w:val="uz-Cyrl-UZ"/>
-              </w:rPr>
-              <w:t>qayta</w:t>
-            </w:r>
-            <w:r>
-              <w:rPr>
-                <w:rFonts w:ascii="Times New Roman" w:hAnsi="Times New Roman" w:cs="Times New Roman"/>
-                <w:sz w:val="24"/>
-                <w:szCs w:val="24"/>
-                <w:highlight w:val="yellow"/>
-                <w:lang w:val="uz-Cyrl-UZ"/>
-              </w:rPr>
-              <w:t xml:space="preserve"> </w:t>
-            </w:r>
-            <w:r>
-              <w:rPr>
-                <w:rFonts w:ascii="Times New Roman" w:hAnsi="Times New Roman" w:cs="Times New Roman"/>
-                <w:sz w:val="24"/>
-                <w:szCs w:val="24"/>
-                <w:highlight w:val="yellow"/>
-                <w:lang w:val="uz-Cyrl-UZ"/>
-              </w:rPr>
-              <w:t>ko‘rib</w:t>
-            </w:r>
-            <w:r>
-              <w:rPr>
-                <w:rFonts w:ascii="Times New Roman" w:hAnsi="Times New Roman" w:cs="Times New Roman"/>
-                <w:sz w:val="24"/>
-                <w:szCs w:val="24"/>
-                <w:highlight w:val="yellow"/>
-                <w:lang w:val="uz-Cyrl-UZ"/>
-              </w:rPr>
-              <w:t xml:space="preserve"> </w:t>
-            </w:r>
-            <w:r>
-              <w:rPr>
-                <w:rFonts w:ascii="Times New Roman" w:hAnsi="Times New Roman" w:cs="Times New Roman"/>
-                <w:sz w:val="24"/>
-                <w:szCs w:val="24"/>
-                <w:highlight w:val="yellow"/>
-                <w:lang w:val="uz-Cyrl-UZ"/>
-              </w:rPr>
-              <w:t>chiqish</w:t>
-            </w:r>
-            <w:r>
-              <w:rPr>
-                <w:rFonts w:ascii="Times New Roman" w:hAnsi="Times New Roman" w:cs="Times New Roman"/>
-                <w:sz w:val="24"/>
-                <w:szCs w:val="24"/>
-                <w:highlight w:val="yellow"/>
-                <w:lang w:val="uz-Cyrl-UZ"/>
-              </w:rPr>
-              <w:t xml:space="preserve"> </w:t>
-            </w:r>
-            <w:r>
-              <w:rPr>
-                <w:rFonts w:ascii="Times New Roman" w:hAnsi="Times New Roman" w:cs="Times New Roman"/>
-                <w:sz w:val="24"/>
-                <w:szCs w:val="24"/>
-                <w:highlight w:val="yellow"/>
-                <w:lang w:val="uz-Cyrl-UZ"/>
-              </w:rPr>
-              <w:t>bo‘yicha</w:t>
-            </w:r>
-            <w:r>
-              <w:rPr>
-                <w:rFonts w:ascii="Times New Roman" w:hAnsi="Times New Roman" w:cs="Times New Roman"/>
-                <w:sz w:val="24"/>
-                <w:szCs w:val="24"/>
-                <w:highlight w:val="yellow"/>
-                <w:lang w:val="uz-Cyrl-UZ"/>
-              </w:rPr>
-              <w:t xml:space="preserve"> 2024-</w:t>
-            </w:r>
-            <w:r>
-              <w:rPr>
-                <w:rFonts w:ascii="Times New Roman" w:hAnsi="Times New Roman" w:cs="Times New Roman"/>
-                <w:sz w:val="24"/>
-                <w:szCs w:val="24"/>
-                <w:highlight w:val="yellow"/>
-                <w:lang w:val="uz-Cyrl-UZ"/>
-              </w:rPr>
-              <w:t>yil</w:t>
-            </w:r>
-            <w:r>
-              <w:rPr>
-                <w:rFonts w:ascii="Times New Roman" w:hAnsi="Times New Roman" w:cs="Times New Roman"/>
-                <w:sz w:val="24"/>
-                <w:szCs w:val="24"/>
-                <w:highlight w:val="yellow"/>
-                <w:lang w:val="uz-Cyrl-UZ"/>
-              </w:rPr>
-              <w:t xml:space="preserve"> </w:t>
-            </w:r>
-            <w:r>
-              <w:rPr>
-                <w:rFonts w:ascii="Times New Roman" w:hAnsi="Times New Roman" w:cs="Times New Roman"/>
-                <w:sz w:val="24"/>
-                <w:szCs w:val="24"/>
-                <w:highlight w:val="yellow"/>
-                <w:lang w:val="uz-Cyrl-UZ"/>
-              </w:rPr>
-              <w:t>manzilli</w:t>
-            </w:r>
-            <w:r>
-              <w:rPr>
-                <w:rFonts w:ascii="Times New Roman" w:hAnsi="Times New Roman" w:cs="Times New Roman"/>
-                <w:sz w:val="24"/>
-                <w:szCs w:val="24"/>
-                <w:highlight w:val="yellow"/>
-                <w:lang w:val="uz-Cyrl-UZ"/>
-              </w:rPr>
-              <w:t xml:space="preserve"> </w:t>
-            </w:r>
-            <w:r>
-              <w:rPr>
-                <w:rFonts w:ascii="Times New Roman" w:hAnsi="Times New Roman" w:cs="Times New Roman"/>
-                <w:sz w:val="24"/>
-                <w:szCs w:val="24"/>
-                <w:highlight w:val="yellow"/>
-                <w:lang w:val="uz-Cyrl-UZ"/>
-              </w:rPr>
-              <w:t>ro‘yxati</w:t>
-            </w:r>
-            <w:r>
-              <w:rPr>
-                <w:rFonts w:ascii="Times New Roman" w:hAnsi="Times New Roman" w:cs="Times New Roman"/>
-                <w:sz w:val="24"/>
-                <w:szCs w:val="24"/>
-                <w:highlight w:val="yellow"/>
-                <w:lang w:val="uz-Cyrl-UZ"/>
-              </w:rPr>
-              <w:t>;</w:t>
-            </w:r>
-          </w:p>
-          <w:p>
-            <w:pPr>
-              <w:pStyle w:val="a5"/>
-              <w:spacing w:line="276" w:lineRule="auto"/>
-              <w:ind w:firstLine="451"/>
-              <w:jc w:val="both"/>
-              <w:rPr>
-                <w:rFonts w:ascii="Times New Roman" w:hAnsi="Times New Roman" w:cs="Times New Roman"/>
-                <w:iCs/>
-                <w:sz w:val="24"/>
-                <w:szCs w:val="24"/>
-                <w:lang w:val="uz-Cyrl-UZ"/>
-              </w:rPr>
-            </w:pPr>
-            <w:r>
-              <w:rPr>
-                <w:rFonts w:ascii="Times New Roman" w:hAnsi="Times New Roman" w:cs="Times New Roman"/>
-                <w:noProof/>
-                <w:sz w:val="24"/>
-                <w:szCs w:val="24"/>
-                <w:highlight w:val="yellow"/>
-                <w:lang w:val="uz-Cyrl-UZ" w:eastAsia="ru-RU"/>
-              </w:rPr>
-              <w:t>3. </w:t>
-            </w:r>
-            <w:r>
-              <w:rPr>
-                <w:rFonts w:ascii="Times New Roman" w:hAnsi="Times New Roman" w:cs="Times New Roman"/>
-                <w:noProof/>
-                <w:sz w:val="24"/>
-                <w:szCs w:val="24"/>
-                <w:highlight w:val="yellow"/>
-                <w:lang w:val="uz-Cyrl-UZ" w:eastAsia="ru-RU"/>
-              </w:rPr>
-              <w:t>O‘zbekiston</w:t>
-            </w:r>
-            <w:r>
-              <w:rPr>
-                <w:rFonts w:ascii="Times New Roman" w:hAnsi="Times New Roman" w:cs="Times New Roman"/>
-                <w:noProof/>
-                <w:sz w:val="24"/>
-                <w:szCs w:val="24"/>
-                <w:highlight w:val="yellow"/>
-                <w:lang w:val="uz-Cyrl-UZ" w:eastAsia="ru-RU"/>
-              </w:rPr>
-              <w:t xml:space="preserve"> </w:t>
-            </w:r>
-            <w:r>
-              <w:rPr>
-                <w:rFonts w:ascii="Times New Roman" w:hAnsi="Times New Roman" w:cs="Times New Roman"/>
-                <w:noProof/>
-                <w:sz w:val="24"/>
-                <w:szCs w:val="24"/>
-                <w:highlight w:val="yellow"/>
-                <w:lang w:val="uz-Cyrl-UZ" w:eastAsia="ru-RU"/>
-              </w:rPr>
-              <w:t>Respublikasi</w:t>
-            </w:r>
-            <w:r>
-              <w:rPr>
-                <w:rFonts w:ascii="Times New Roman" w:hAnsi="Times New Roman" w:cs="Times New Roman"/>
-                <w:noProof/>
-                <w:sz w:val="24"/>
-                <w:szCs w:val="24"/>
-                <w:highlight w:val="yellow"/>
-                <w:lang w:val="uz-Cyrl-UZ" w:eastAsia="ru-RU"/>
-              </w:rPr>
-              <w:t xml:space="preserve"> </w:t>
-            </w:r>
-            <w:r>
-              <w:rPr>
-                <w:rFonts w:ascii="Times New Roman" w:hAnsi="Times New Roman" w:cs="Times New Roman"/>
-                <w:noProof/>
-                <w:sz w:val="24"/>
-                <w:szCs w:val="24"/>
-                <w:highlight w:val="yellow"/>
-                <w:lang w:val="uz-Cyrl-UZ" w:eastAsia="ru-RU"/>
-              </w:rPr>
-              <w:t>Vazirlar</w:t>
-            </w:r>
-            <w:r>
-              <w:rPr>
-                <w:rFonts w:ascii="Times New Roman" w:hAnsi="Times New Roman" w:cs="Times New Roman"/>
-                <w:noProof/>
-                <w:sz w:val="24"/>
-                <w:szCs w:val="24"/>
-                <w:highlight w:val="yellow"/>
-                <w:lang w:val="uz-Cyrl-UZ" w:eastAsia="ru-RU"/>
-              </w:rPr>
-              <w:t xml:space="preserve"> </w:t>
-            </w:r>
-            <w:r>
-              <w:rPr>
-                <w:rFonts w:ascii="Times New Roman" w:hAnsi="Times New Roman" w:cs="Times New Roman"/>
-                <w:noProof/>
-                <w:sz w:val="24"/>
-                <w:szCs w:val="24"/>
-                <w:highlight w:val="yellow"/>
-                <w:lang w:val="uz-Cyrl-UZ" w:eastAsia="ru-RU"/>
-              </w:rPr>
-              <w:t>Mahkamasining</w:t>
-            </w:r>
-            <w:r>
-              <w:rPr>
-                <w:rFonts w:ascii="Times New Roman" w:hAnsi="Times New Roman" w:cs="Times New Roman"/>
-                <w:noProof/>
-                <w:sz w:val="24"/>
-                <w:szCs w:val="24"/>
-                <w:highlight w:val="yellow"/>
-                <w:lang w:val="uz-Cyrl-UZ" w:eastAsia="ru-RU"/>
-              </w:rPr>
-              <w:t xml:space="preserve"> “</w:t>
-            </w:r>
-            <w:r>
-              <w:rPr>
-                <w:rFonts w:ascii="Times New Roman" w:hAnsi="Times New Roman" w:cs="Times New Roman"/>
-                <w:noProof/>
-                <w:sz w:val="24"/>
-                <w:szCs w:val="24"/>
-                <w:highlight w:val="yellow"/>
-                <w:lang w:val="uz-Cyrl-UZ" w:eastAsia="ru-RU"/>
-              </w:rPr>
-              <w:t>Qurilish</w:t>
-            </w:r>
-            <w:r>
-              <w:rPr>
-                <w:rFonts w:ascii="Times New Roman" w:hAnsi="Times New Roman" w:cs="Times New Roman"/>
-                <w:noProof/>
-                <w:sz w:val="24"/>
-                <w:szCs w:val="24"/>
-                <w:highlight w:val="yellow"/>
-                <w:lang w:val="uz-Cyrl-UZ" w:eastAsia="ru-RU"/>
-              </w:rPr>
-              <w:t xml:space="preserve"> </w:t>
-            </w:r>
-            <w:r>
-              <w:rPr>
-                <w:rFonts w:ascii="Times New Roman" w:hAnsi="Times New Roman" w:cs="Times New Roman"/>
-                <w:noProof/>
-                <w:sz w:val="24"/>
-                <w:szCs w:val="24"/>
-                <w:highlight w:val="yellow"/>
-                <w:lang w:val="uz-Cyrl-UZ" w:eastAsia="ru-RU"/>
-              </w:rPr>
-              <w:t>sohasidagi</w:t>
-            </w:r>
-            <w:r>
-              <w:rPr>
-                <w:rFonts w:ascii="Times New Roman" w:hAnsi="Times New Roman" w:cs="Times New Roman"/>
-                <w:noProof/>
-                <w:sz w:val="24"/>
-                <w:szCs w:val="24"/>
-                <w:highlight w:val="yellow"/>
-                <w:lang w:val="uz-Cyrl-UZ" w:eastAsia="ru-RU"/>
-              </w:rPr>
-              <w:t xml:space="preserve"> </w:t>
-            </w:r>
-            <w:r>
-              <w:rPr>
-                <w:rFonts w:ascii="Times New Roman" w:hAnsi="Times New Roman" w:cs="Times New Roman"/>
-                <w:noProof/>
-                <w:sz w:val="24"/>
-                <w:szCs w:val="24"/>
-                <w:highlight w:val="yellow"/>
-                <w:lang w:val="uz-Cyrl-UZ" w:eastAsia="ru-RU"/>
-              </w:rPr>
-              <w:t>normativ</w:t>
-            </w:r>
-            <w:r>
-              <w:rPr>
-                <w:rFonts w:ascii="Times New Roman" w:hAnsi="Times New Roman" w:cs="Times New Roman"/>
-                <w:noProof/>
-                <w:sz w:val="24"/>
-                <w:szCs w:val="24"/>
-                <w:highlight w:val="yellow"/>
-                <w:lang w:val="uz-Cyrl-UZ" w:eastAsia="ru-RU"/>
-              </w:rPr>
-              <w:t xml:space="preserve"> </w:t>
-            </w:r>
-            <w:r>
-              <w:rPr>
-                <w:rFonts w:ascii="Times New Roman" w:hAnsi="Times New Roman" w:cs="Times New Roman"/>
-                <w:noProof/>
-                <w:sz w:val="24"/>
-                <w:szCs w:val="24"/>
-                <w:highlight w:val="yellow"/>
-                <w:lang w:val="uz-Cyrl-UZ" w:eastAsia="ru-RU"/>
-              </w:rPr>
-              <w:t>hujjatlarni</w:t>
-            </w:r>
-            <w:r>
-              <w:rPr>
-                <w:rFonts w:ascii="Times New Roman" w:hAnsi="Times New Roman" w:cs="Times New Roman"/>
-                <w:noProof/>
-                <w:sz w:val="24"/>
-                <w:szCs w:val="24"/>
-                <w:highlight w:val="yellow"/>
-                <w:lang w:val="uz-Cyrl-UZ" w:eastAsia="ru-RU"/>
-              </w:rPr>
-              <w:t xml:space="preserve"> </w:t>
-            </w:r>
-            <w:r>
-              <w:rPr>
-                <w:rFonts w:ascii="Times New Roman" w:hAnsi="Times New Roman" w:cs="Times New Roman"/>
-                <w:noProof/>
-                <w:sz w:val="24"/>
-                <w:szCs w:val="24"/>
-                <w:highlight w:val="yellow"/>
-                <w:lang w:val="uz-Cyrl-UZ" w:eastAsia="ru-RU"/>
-              </w:rPr>
-              <w:t>xalqaro</w:t>
-            </w:r>
-            <w:r>
-              <w:rPr>
-                <w:rFonts w:ascii="Times New Roman" w:hAnsi="Times New Roman" w:cs="Times New Roman"/>
-                <w:noProof/>
-                <w:sz w:val="24"/>
-                <w:szCs w:val="24"/>
-                <w:highlight w:val="yellow"/>
-                <w:lang w:val="uz-Cyrl-UZ" w:eastAsia="ru-RU"/>
-              </w:rPr>
-              <w:t xml:space="preserve"> </w:t>
-            </w:r>
-            <w:r>
-              <w:rPr>
-                <w:rFonts w:ascii="Times New Roman" w:hAnsi="Times New Roman" w:cs="Times New Roman"/>
-                <w:noProof/>
-                <w:sz w:val="24"/>
-                <w:szCs w:val="24"/>
-                <w:highlight w:val="yellow"/>
-                <w:lang w:val="uz-Cyrl-UZ" w:eastAsia="ru-RU"/>
-              </w:rPr>
-              <w:t>standartlar</w:t>
-            </w:r>
-            <w:r>
-              <w:rPr>
-                <w:rFonts w:ascii="Times New Roman" w:hAnsi="Times New Roman" w:cs="Times New Roman"/>
-                <w:noProof/>
-                <w:sz w:val="24"/>
-                <w:szCs w:val="24"/>
-                <w:highlight w:val="yellow"/>
-                <w:lang w:val="uz-Cyrl-UZ" w:eastAsia="ru-RU"/>
-              </w:rPr>
-              <w:t xml:space="preserve"> </w:t>
-            </w:r>
-            <w:r>
-              <w:rPr>
-                <w:rFonts w:ascii="Times New Roman" w:hAnsi="Times New Roman" w:cs="Times New Roman"/>
-                <w:noProof/>
-                <w:sz w:val="24"/>
-                <w:szCs w:val="24"/>
-                <w:highlight w:val="yellow"/>
-                <w:lang w:val="uz-Cyrl-UZ" w:eastAsia="ru-RU"/>
-              </w:rPr>
-              <w:t>bilan</w:t>
-            </w:r>
-            <w:r>
-              <w:rPr>
-                <w:rFonts w:ascii="Times New Roman" w:hAnsi="Times New Roman" w:cs="Times New Roman"/>
-                <w:noProof/>
-                <w:sz w:val="24"/>
-                <w:szCs w:val="24"/>
-                <w:highlight w:val="yellow"/>
-                <w:lang w:val="uz-Cyrl-UZ" w:eastAsia="ru-RU"/>
-              </w:rPr>
-              <w:t xml:space="preserve"> </w:t>
-            </w:r>
-            <w:r>
-              <w:rPr>
-                <w:rFonts w:ascii="Times New Roman" w:hAnsi="Times New Roman" w:cs="Times New Roman"/>
-                <w:noProof/>
-                <w:sz w:val="24"/>
-                <w:szCs w:val="24"/>
-                <w:highlight w:val="yellow"/>
-                <w:lang w:val="uz-Cyrl-UZ" w:eastAsia="ru-RU"/>
-              </w:rPr>
-              <w:t>uyg‘unlashtirish</w:t>
-            </w:r>
-            <w:r>
-              <w:rPr>
-                <w:rFonts w:ascii="Times New Roman" w:hAnsi="Times New Roman" w:cs="Times New Roman"/>
-                <w:noProof/>
-                <w:sz w:val="24"/>
-                <w:szCs w:val="24"/>
-                <w:highlight w:val="yellow"/>
-                <w:lang w:val="uz-Cyrl-UZ" w:eastAsia="ru-RU"/>
-              </w:rPr>
-              <w:t xml:space="preserve"> </w:t>
-            </w:r>
-            <w:r>
-              <w:rPr>
-                <w:rFonts w:ascii="Times New Roman" w:hAnsi="Times New Roman" w:cs="Times New Roman"/>
-                <w:noProof/>
-                <w:sz w:val="24"/>
-                <w:szCs w:val="24"/>
-                <w:highlight w:val="yellow"/>
-                <w:lang w:val="uz-Cyrl-UZ" w:eastAsia="ru-RU"/>
-              </w:rPr>
-              <w:t>chora</w:t>
-            </w:r>
-            <w:r>
-              <w:rPr>
-                <w:rFonts w:ascii="Times New Roman" w:hAnsi="Times New Roman" w:cs="Times New Roman"/>
-                <w:noProof/>
-                <w:sz w:val="24"/>
-                <w:szCs w:val="24"/>
-                <w:highlight w:val="yellow"/>
-                <w:lang w:val="uz-Cyrl-UZ" w:eastAsia="ru-RU"/>
-              </w:rPr>
-              <w:t>-</w:t>
-            </w:r>
-            <w:r>
-              <w:rPr>
-                <w:rFonts w:ascii="Times New Roman" w:hAnsi="Times New Roman" w:cs="Times New Roman"/>
-                <w:noProof/>
-                <w:sz w:val="24"/>
-                <w:szCs w:val="24"/>
-                <w:highlight w:val="yellow"/>
-                <w:lang w:val="uz-Cyrl-UZ" w:eastAsia="ru-RU"/>
-              </w:rPr>
-              <w:t>tadbirlari</w:t>
-            </w:r>
-            <w:r>
-              <w:rPr>
-                <w:rFonts w:ascii="Times New Roman" w:hAnsi="Times New Roman" w:cs="Times New Roman"/>
-                <w:noProof/>
-                <w:sz w:val="24"/>
-                <w:szCs w:val="24"/>
-                <w:highlight w:val="yellow"/>
-                <w:lang w:val="uz-Cyrl-UZ" w:eastAsia="ru-RU"/>
-              </w:rPr>
-              <w:t xml:space="preserve"> </w:t>
-            </w:r>
-            <w:r>
-              <w:rPr>
-                <w:rFonts w:ascii="Times New Roman" w:hAnsi="Times New Roman" w:cs="Times New Roman"/>
-                <w:noProof/>
-                <w:sz w:val="24"/>
-                <w:szCs w:val="24"/>
-                <w:highlight w:val="yellow"/>
-                <w:lang w:val="uz-Cyrl-UZ" w:eastAsia="ru-RU"/>
-              </w:rPr>
-              <w:t>to‘g‘risida</w:t>
-            </w:r>
-            <w:r>
-              <w:rPr>
-                <w:rFonts w:ascii="Times New Roman" w:hAnsi="Times New Roman" w:cs="Times New Roman"/>
-                <w:noProof/>
-                <w:sz w:val="24"/>
-                <w:szCs w:val="24"/>
-                <w:highlight w:val="yellow"/>
-                <w:lang w:val="uz-Cyrl-UZ" w:eastAsia="ru-RU"/>
-              </w:rPr>
-              <w:t>”</w:t>
-            </w:r>
-            <w:r>
-              <w:rPr>
-                <w:rFonts w:ascii="Times New Roman" w:hAnsi="Times New Roman" w:cs="Times New Roman"/>
-                <w:noProof/>
-                <w:sz w:val="24"/>
-                <w:szCs w:val="24"/>
-                <w:highlight w:val="yellow"/>
-                <w:lang w:val="uz-Cyrl-UZ" w:eastAsia="ru-RU"/>
-              </w:rPr>
-              <w:t xml:space="preserve"> </w:t>
-            </w:r>
-            <w:r>
-              <w:rPr>
-                <w:rFonts w:ascii="Times New Roman" w:hAnsi="Times New Roman" w:cs="Times New Roman"/>
-                <w:noProof/>
-                <w:sz w:val="24"/>
-                <w:szCs w:val="24"/>
-                <w:highlight w:val="yellow"/>
-                <w:lang w:val="uz-Cyrl-UZ" w:eastAsia="ru-RU"/>
-              </w:rPr>
-              <w:t>gi</w:t>
-            </w:r>
-            <w:r>
-              <w:rPr>
-                <w:rFonts w:ascii="Times New Roman" w:hAnsi="Times New Roman" w:cs="Times New Roman"/>
-                <w:noProof/>
-                <w:sz w:val="24"/>
-                <w:szCs w:val="24"/>
-                <w:highlight w:val="yellow"/>
-                <w:lang w:val="uz-Cyrl-UZ" w:eastAsia="ru-RU"/>
-              </w:rPr>
-              <w:t xml:space="preserve"> </w:t>
-            </w:r>
-            <w:r>
-              <w:rPr>
-                <w:rFonts w:ascii="Times New Roman" w:hAnsi="Times New Roman" w:cs="Times New Roman"/>
-                <w:noProof/>
-                <w:sz w:val="24"/>
-                <w:szCs w:val="24"/>
-                <w:highlight w:val="yellow"/>
-                <w:lang w:val="uz-Cyrl-UZ" w:eastAsia="ru-RU"/>
-              </w:rPr>
-              <w:t>qarori</w:t>
-            </w:r>
-            <w:r>
-              <w:rPr>
-                <w:rFonts w:ascii="Times New Roman" w:hAnsi="Times New Roman" w:cs="Times New Roman"/>
-                <w:noProof/>
-                <w:sz w:val="24"/>
-                <w:szCs w:val="24"/>
-                <w:highlight w:val="yellow"/>
-                <w:lang w:val="uz-Cyrl-UZ" w:eastAsia="ru-RU"/>
-              </w:rPr>
-              <w:t xml:space="preserve"> (23.04.2024 </w:t>
-            </w:r>
-            <w:r>
-              <w:rPr>
-                <w:rFonts w:ascii="Times New Roman" w:hAnsi="Times New Roman" w:cs="Times New Roman"/>
-                <w:noProof/>
-                <w:sz w:val="24"/>
-                <w:szCs w:val="24"/>
-                <w:highlight w:val="yellow"/>
-                <w:lang w:val="uz-Cyrl-UZ" w:eastAsia="ru-RU"/>
-              </w:rPr>
-              <w:t>yildagi</w:t>
-            </w:r>
-            <w:r>
-              <w:rPr>
-                <w:rFonts w:ascii="Times New Roman" w:hAnsi="Times New Roman" w:cs="Times New Roman"/>
-                <w:noProof/>
-                <w:sz w:val="24"/>
-                <w:szCs w:val="24"/>
-                <w:highlight w:val="yellow"/>
-                <w:lang w:val="uz-Cyrl-UZ" w:eastAsia="ru-RU"/>
-              </w:rPr>
-              <w:t xml:space="preserve"> 231-</w:t>
-            </w:r>
-            <w:r>
-              <w:rPr>
-                <w:rFonts w:ascii="Times New Roman" w:hAnsi="Times New Roman" w:cs="Times New Roman"/>
-                <w:noProof/>
-                <w:sz w:val="24"/>
-                <w:szCs w:val="24"/>
-                <w:highlight w:val="yellow"/>
-                <w:lang w:val="uz-Cyrl-UZ" w:eastAsia="ru-RU"/>
-              </w:rPr>
-              <w:t>son</w:t>
-            </w:r>
-            <w:r>
-              <w:rPr>
-                <w:rFonts w:ascii="Times New Roman" w:hAnsi="Times New Roman" w:cs="Times New Roman"/>
-                <w:noProof/>
-                <w:sz w:val="24"/>
-                <w:szCs w:val="24"/>
-                <w:highlight w:val="yellow"/>
-                <w:lang w:val="uz-Cyrl-UZ" w:eastAsia="ru-RU"/>
-              </w:rPr>
-              <w:t>).</w:t>
+                <w:lang w:val="uz-Latn-UZ"/>
+              </w:rPr>
+              <w:t>{{notes}}</w:t>
             </w:r>
           </w:p>
         </w:tc>
@@ -10080,7 +9160,6 @@
               </w:rPr>
               <w:t xml:space="preserve">. </w:t>
             </w:r>
-            <w:proofErr w:type="spellStart"/>
             <w:r>
               <w:rPr>
                 <w:rStyle w:val="ezkurwreuab5ozgtqnkl"/>
@@ -10092,19 +9171,17 @@
               </w:rPr>
               <w:t>Xavfsizlik</w:t>
             </w:r>
-            <w:proofErr w:type="spellEnd"/>
-            <w:r>
-              <w:rPr>
-                <w:rStyle w:val="ezkurwreuab5ozgtqnkl"/>
-                <w:rFonts w:ascii="Times New Roman" w:hAnsi="Times New Roman" w:cs="Times New Roman"/>
-                <w:color w:val="000000" w:themeColor="text1"/>
-                <w:sz w:val="24"/>
-                <w:szCs w:val="24"/>
-                <w:highlight w:val="yellow"/>
-              </w:rPr>
-              <w:t xml:space="preserve"> </w:t>
-            </w:r>
-            <w:proofErr w:type="spellStart"/>
+            <w:r>
+              <w:rPr>
+                <w:rStyle w:val="ezkurwreuab5ozgtqnkl"/>
+                <w:rFonts w:ascii="Times New Roman" w:hAnsi="Times New Roman" w:cs="Times New Roman"/>
+                <w:color w:val="000000" w:themeColor="text1"/>
+                <w:sz w:val="24"/>
+                <w:szCs w:val="24"/>
+                <w:highlight w:val="yellow"/>
+              </w:rPr>
+              <w:t xml:space="preserve"> </w:t>
+            </w:r>
             <w:r>
               <w:rPr>
                 <w:rStyle w:val="ezkurwreuab5ozgtqnkl"/>
@@ -10116,7 +9193,6 @@
               </w:rPr>
               <w:t>talablari</w:t>
             </w:r>
-            <w:proofErr w:type="spellEnd"/>
             <w:r>
               <w:rPr>
                 <w:rStyle w:val="ezkurwreuab5ozgtqnkl"/>
@@ -10143,7 +9219,6 @@
                 <w:lang w:val="uz-Cyrl-UZ"/>
               </w:rPr>
             </w:pPr>
-            <w:proofErr w:type="spellStart"/>
             <w:r>
               <w:rPr>
                 <w:rStyle w:val="ezkurwreuab5ozgtqnkl"/>
@@ -10155,19 +9230,17 @@
               </w:rPr>
               <w:t>Foydalanilgan</w:t>
             </w:r>
-            <w:proofErr w:type="spellEnd"/>
-            <w:r>
-              <w:rPr>
-                <w:rStyle w:val="ezkurwreuab5ozgtqnkl"/>
-                <w:rFonts w:ascii="Times New Roman" w:hAnsi="Times New Roman" w:cs="Times New Roman"/>
-                <w:color w:val="000000" w:themeColor="text1"/>
-                <w:sz w:val="24"/>
-                <w:szCs w:val="24"/>
-                <w:highlight w:val="yellow"/>
-              </w:rPr>
-              <w:t xml:space="preserve"> </w:t>
-            </w:r>
-            <w:proofErr w:type="spellStart"/>
+            <w:r>
+              <w:rPr>
+                <w:rStyle w:val="ezkurwreuab5ozgtqnkl"/>
+                <w:rFonts w:ascii="Times New Roman" w:hAnsi="Times New Roman" w:cs="Times New Roman"/>
+                <w:color w:val="000000" w:themeColor="text1"/>
+                <w:sz w:val="24"/>
+                <w:szCs w:val="24"/>
+                <w:highlight w:val="yellow"/>
+              </w:rPr>
+              <w:t xml:space="preserve"> </w:t>
+            </w:r>
             <w:r>
               <w:rPr>
                 <w:rStyle w:val="ezkurwreuab5ozgtqnkl"/>
@@ -10179,7 +9252,6 @@
               </w:rPr>
               <w:t>adabiyotlar</w:t>
             </w:r>
-            <w:proofErr w:type="spellEnd"/>
             <w:r>
               <w:rPr>
                 <w:rStyle w:val="ezkurwreuab5ozgtqnkl"/>
@@ -12726,47 +11798,15 @@
                 <w:sz w:val="18"/>
                 <w:szCs w:val="18"/>
               </w:rPr>
-              <w:t>{{</w:t>
-            </w:r>
-            <w:proofErr w:type="spellStart"/>
-            <w:r>
-              <w:rPr>
-                <w:rFonts w:ascii="Consolas" w:hAnsi="Consolas"/>
+              <w:t>{{economics_head}}</w:t>
+            </w:r>
+            <w:r>
+              <w:rPr>
+                <w:rFonts w:ascii="Times New Roman" w:hAnsi="Times New Roman" w:cs="Times New Roman"/>
                 <w:b/>
-                <w:bCs/>
-                <w:sz w:val="18"/>
-                <w:szCs w:val="18"/>
-              </w:rPr>
-              <w:t>economics_head</w:t>
-            </w:r>
-            <w:proofErr w:type="spellEnd"/>
-            <w:proofErr w:type="gramStart"/>
-            <w:r>
-              <w:rPr>
-                <w:rFonts w:ascii="Consolas" w:hAnsi="Consolas"/>
-                <w:b/>
-                <w:bCs/>
-                <w:sz w:val="18"/>
-                <w:szCs w:val="18"/>
-              </w:rPr>
-              <w:t>}}</w:t>
-            </w:r>
-            <w:r>
-              <w:rPr>
-                <w:rFonts w:ascii="Times New Roman" w:hAnsi="Times New Roman" w:cs="Times New Roman"/>
-                <w:b/>
-                <w:lang w:val="uz-Cyrl-UZ"/>
-              </w:rPr>
-              <w:t>_</w:t>
-            </w:r>
-            <w:proofErr w:type="gramEnd"/>
-            <w:r>
-              <w:rPr>
-                <w:rFonts w:ascii="Times New Roman" w:hAnsi="Times New Roman" w:cs="Times New Roman"/>
-                <w:b/>
-                <w:lang w:val="uz-Cyrl-UZ"/>
-              </w:rPr>
-              <w:t>______________</w:t>
+                <w:lang w:val="uz-Cyrl-UZ"/>
+              </w:rPr>
+              <w:t>_______________</w:t>
             </w:r>
           </w:p>
         </w:tc>
@@ -13027,49 +12067,16 @@
                 <w:sz w:val="18"/>
                 <w:szCs w:val="18"/>
               </w:rPr>
-              <w:t>{{</w:t>
-            </w:r>
-            <w:proofErr w:type="spellStart"/>
-            <w:r>
-              <w:rPr>
-                <w:rFonts w:ascii="Consolas" w:hAnsi="Consolas"/>
+              <w:t>{{deputy_minister}}</w:t>
+            </w:r>
+            <w:r>
+              <w:rPr>
+                <w:rFonts w:ascii="Times New Roman" w:hAnsi="Times New Roman" w:cs="Times New Roman"/>
                 <w:b/>
                 <w:bCs/>
-                <w:sz w:val="18"/>
-                <w:szCs w:val="18"/>
-              </w:rPr>
-              <w:t>deputy_minister</w:t>
-            </w:r>
-            <w:proofErr w:type="spellEnd"/>
-            <w:proofErr w:type="gramStart"/>
-            <w:r>
-              <w:rPr>
-                <w:rFonts w:ascii="Consolas" w:hAnsi="Consolas"/>
-                <w:b/>
-                <w:bCs/>
-                <w:sz w:val="18"/>
-                <w:szCs w:val="18"/>
-              </w:rPr>
-              <w:t>}}</w:t>
-            </w:r>
-            <w:r>
-              <w:rPr>
-                <w:rFonts w:ascii="Times New Roman" w:hAnsi="Times New Roman" w:cs="Times New Roman"/>
-                <w:b/>
-                <w:bCs/>
-                <w:lang w:val="uz-Cyrl-UZ"/>
-              </w:rPr>
-              <w:t>_</w:t>
-            </w:r>
-            <w:proofErr w:type="gramEnd"/>
-            <w:r>
-              <w:rPr>
-                <w:rFonts w:ascii="Times New Roman" w:hAnsi="Times New Roman" w:cs="Times New Roman"/>
-                <w:b/>
-                <w:bCs/>
-                <w:lang w:val="uz-Cyrl-UZ"/>
-              </w:rPr>
-              <w:t>_______________</w:t>
+                <w:lang w:val="uz-Cyrl-UZ"/>
+              </w:rPr>
+              <w:t>________________</w:t>
             </w:r>
           </w:p>
         </w:tc>
